--- a/提交材料/04_100份仿真人工样本与模拟教师双评校验报告.docx
+++ b/提交材料/04_100份仿真人工样本与模拟教师双评校验报告.docx
@@ -306,7 +306,7 @@
           </w:tcPr>
           <w:p>
             <w:r>
-              <w:t>2026年8月16日</w:t>
+              <w:t>2026年8月17日</w:t>
             </w:r>
           </w:p>
         </w:tc>
